--- a/klagomål/A 55850-2024 FSC-klagomål.docx
+++ b/klagomål/A 55850-2024 FSC-klagomål.docx
@@ -664,7 +664,7 @@
     <w:r>
       <w:tab/>
       <w:tab/>
-      <w:t>2024-11-29</w:t>
+      <w:t>2024-11-30</w:t>
       <w:br/>
       <w:br/>
     </w:r>

--- a/klagomål/A 55850-2024 FSC-klagomål.docx
+++ b/klagomål/A 55850-2024 FSC-klagomål.docx
@@ -664,7 +664,7 @@
     <w:r>
       <w:tab/>
       <w:tab/>
-      <w:t>2024-11-30</w:t>
+      <w:t>2024-12-01</w:t>
       <w:br/>
       <w:br/>
     </w:r>

--- a/klagomål/A 55850-2024 FSC-klagomål.docx
+++ b/klagomål/A 55850-2024 FSC-klagomål.docx
@@ -664,7 +664,7 @@
     <w:r>
       <w:tab/>
       <w:tab/>
-      <w:t>2024-12-01</w:t>
+      <w:t>2024-12-02</w:t>
       <w:br/>
       <w:br/>
     </w:r>

--- a/klagomål/A 55850-2024 FSC-klagomål.docx
+++ b/klagomål/A 55850-2024 FSC-klagomål.docx
@@ -163,7 +163,7 @@
         <w:pStyle w:val="Title"/>
       </w:pPr>
       <w:r>
-        <w:t>Inledande FSC- /PEFC-klagomål - information om höga naturvärden och fridlysta arter i avverkningsanmälan A 55850-2024 i Krokoms kommun</w:t>
+        <w:t>Inledande FSC- /PEFC-klagomål – information om höga naturvärden och fridlysta arter i avverkningsanmälan A 55850-2024 i Krokoms kommun</w:t>
       </w:r>
     </w:p>
     <w:p>
@@ -664,7 +664,7 @@
     <w:r>
       <w:tab/>
       <w:tab/>
-      <w:t>2024-12-02</w:t>
+      <w:t>2024-12-03</w:t>
       <w:br/>
       <w:br/>
     </w:r>

--- a/klagomål/A 55850-2024 FSC-klagomål.docx
+++ b/klagomål/A 55850-2024 FSC-klagomål.docx
@@ -664,7 +664,7 @@
     <w:r>
       <w:tab/>
       <w:tab/>
-      <w:t>2024-12-03</w:t>
+      <w:t>2024-12-04</w:t>
       <w:br/>
       <w:br/>
     </w:r>

--- a/klagomål/A 55850-2024 FSC-klagomål.docx
+++ b/klagomål/A 55850-2024 FSC-klagomål.docx
@@ -664,7 +664,7 @@
     <w:r>
       <w:tab/>
       <w:tab/>
-      <w:t>2024-12-04</w:t>
+      <w:t>2024-12-05</w:t>
       <w:br/>
       <w:br/>
     </w:r>

--- a/klagomål/A 55850-2024 FSC-klagomål.docx
+++ b/klagomål/A 55850-2024 FSC-klagomål.docx
@@ -664,7 +664,7 @@
     <w:r>
       <w:tab/>
       <w:tab/>
-      <w:t>2024-12-05</w:t>
+      <w:t>2024-12-07</w:t>
       <w:br/>
       <w:br/>
     </w:r>

--- a/klagomål/A 55850-2024 FSC-klagomål.docx
+++ b/klagomål/A 55850-2024 FSC-klagomål.docx
@@ -664,7 +664,7 @@
     <w:r>
       <w:tab/>
       <w:tab/>
-      <w:t>2024-12-07</w:t>
+      <w:t>2024-12-08</w:t>
       <w:br/>
       <w:br/>
     </w:r>

--- a/klagomål/A 55850-2024 FSC-klagomål.docx
+++ b/klagomål/A 55850-2024 FSC-klagomål.docx
@@ -664,7 +664,7 @@
     <w:r>
       <w:tab/>
       <w:tab/>
-      <w:t>2024-12-08</w:t>
+      <w:t>2024-12-09</w:t>
       <w:br/>
       <w:br/>
     </w:r>

--- a/klagomål/A 55850-2024 FSC-klagomål.docx
+++ b/klagomål/A 55850-2024 FSC-klagomål.docx
@@ -664,7 +664,7 @@
     <w:r>
       <w:tab/>
       <w:tab/>
-      <w:t>2024-12-09</w:t>
+      <w:t>2024-12-10</w:t>
       <w:br/>
       <w:br/>
     </w:r>

--- a/klagomål/A 55850-2024 FSC-klagomål.docx
+++ b/klagomål/A 55850-2024 FSC-klagomål.docx
@@ -664,7 +664,7 @@
     <w:r>
       <w:tab/>
       <w:tab/>
-      <w:t>2024-12-10</w:t>
+      <w:t>2024-12-11</w:t>
       <w:br/>
       <w:br/>
     </w:r>

--- a/klagomål/A 55850-2024 FSC-klagomål.docx
+++ b/klagomål/A 55850-2024 FSC-klagomål.docx
@@ -664,7 +664,7 @@
     <w:r>
       <w:tab/>
       <w:tab/>
-      <w:t>2024-12-11</w:t>
+      <w:t>2024-12-12</w:t>
       <w:br/>
       <w:br/>
     </w:r>

--- a/klagomål/A 55850-2024 FSC-klagomål.docx
+++ b/klagomål/A 55850-2024 FSC-klagomål.docx
@@ -664,7 +664,7 @@
     <w:r>
       <w:tab/>
       <w:tab/>
-      <w:t>2024-12-12</w:t>
+      <w:t>2024-12-13</w:t>
       <w:br/>
       <w:br/>
     </w:r>

--- a/klagomål/A 55850-2024 FSC-klagomål.docx
+++ b/klagomål/A 55850-2024 FSC-klagomål.docx
@@ -664,7 +664,7 @@
     <w:r>
       <w:tab/>
       <w:tab/>
-      <w:t>2024-12-13</w:t>
+      <w:t>2024-12-14</w:t>
       <w:br/>
       <w:br/>
     </w:r>

--- a/klagomål/A 55850-2024 FSC-klagomål.docx
+++ b/klagomål/A 55850-2024 FSC-klagomål.docx
@@ -664,7 +664,7 @@
     <w:r>
       <w:tab/>
       <w:tab/>
-      <w:t>2024-12-14</w:t>
+      <w:t>2024-12-15</w:t>
       <w:br/>
       <w:br/>
     </w:r>

--- a/klagomål/A 55850-2024 FSC-klagomål.docx
+++ b/klagomål/A 55850-2024 FSC-klagomål.docx
@@ -664,7 +664,7 @@
     <w:r>
       <w:tab/>
       <w:tab/>
-      <w:t>2024-12-15</w:t>
+      <w:t>2024-12-16</w:t>
       <w:br/>
       <w:br/>
     </w:r>

--- a/klagomål/A 55850-2024 FSC-klagomål.docx
+++ b/klagomål/A 55850-2024 FSC-klagomål.docx
@@ -664,7 +664,7 @@
     <w:r>
       <w:tab/>
       <w:tab/>
-      <w:t>2024-12-16</w:t>
+      <w:t>2024-12-17</w:t>
       <w:br/>
       <w:br/>
     </w:r>

--- a/klagomål/A 55850-2024 FSC-klagomål.docx
+++ b/klagomål/A 55850-2024 FSC-klagomål.docx
@@ -664,7 +664,7 @@
     <w:r>
       <w:tab/>
       <w:tab/>
-      <w:t>2024-12-17</w:t>
+      <w:t>2024-12-18</w:t>
       <w:br/>
       <w:br/>
     </w:r>

--- a/klagomål/A 55850-2024 FSC-klagomål.docx
+++ b/klagomål/A 55850-2024 FSC-klagomål.docx
@@ -664,7 +664,7 @@
     <w:r>
       <w:tab/>
       <w:tab/>
-      <w:t>2024-12-18</w:t>
+      <w:t>2024-12-19</w:t>
       <w:br/>
       <w:br/>
     </w:r>

--- a/klagomål/A 55850-2024 FSC-klagomål.docx
+++ b/klagomål/A 55850-2024 FSC-klagomål.docx
@@ -664,7 +664,7 @@
     <w:r>
       <w:tab/>
       <w:tab/>
-      <w:t>2024-12-19</w:t>
+      <w:t>2024-12-20</w:t>
       <w:br/>
       <w:br/>
     </w:r>

--- a/klagomål/A 55850-2024 FSC-klagomål.docx
+++ b/klagomål/A 55850-2024 FSC-klagomål.docx
@@ -664,7 +664,7 @@
     <w:r>
       <w:tab/>
       <w:tab/>
-      <w:t>2024-12-20</w:t>
+      <w:t>2024-12-22</w:t>
       <w:br/>
       <w:br/>
     </w:r>

--- a/klagomål/A 55850-2024 FSC-klagomål.docx
+++ b/klagomål/A 55850-2024 FSC-klagomål.docx
@@ -664,7 +664,7 @@
     <w:r>
       <w:tab/>
       <w:tab/>
-      <w:t>2024-12-22</w:t>
+      <w:t>2024-12-23</w:t>
       <w:br/>
       <w:br/>
     </w:r>

--- a/klagomål/A 55850-2024 FSC-klagomål.docx
+++ b/klagomål/A 55850-2024 FSC-klagomål.docx
@@ -664,7 +664,7 @@
     <w:r>
       <w:tab/>
       <w:tab/>
-      <w:t>2024-12-23</w:t>
+      <w:t>2024-12-24</w:t>
       <w:br/>
       <w:br/>
     </w:r>

--- a/klagomål/A 55850-2024 FSC-klagomål.docx
+++ b/klagomål/A 55850-2024 FSC-klagomål.docx
@@ -664,7 +664,7 @@
     <w:r>
       <w:tab/>
       <w:tab/>
-      <w:t>2024-12-31</w:t>
+      <w:t>2025-01-01</w:t>
       <w:br/>
       <w:br/>
     </w:r>

--- a/klagomål/A 55850-2024 FSC-klagomål.docx
+++ b/klagomål/A 55850-2024 FSC-klagomål.docx
@@ -664,7 +664,7 @@
     <w:r>
       <w:tab/>
       <w:tab/>
-      <w:t>2025-01-01</w:t>
+      <w:t>2025-01-02</w:t>
       <w:br/>
       <w:br/>
     </w:r>

--- a/klagomål/A 55850-2024 FSC-klagomål.docx
+++ b/klagomål/A 55850-2024 FSC-klagomål.docx
@@ -664,7 +664,7 @@
     <w:r>
       <w:tab/>
       <w:tab/>
-      <w:t>2025-01-02</w:t>
+      <w:t>2025-01-03</w:t>
       <w:br/>
       <w:br/>
     </w:r>

--- a/klagomål/A 55850-2024 FSC-klagomål.docx
+++ b/klagomål/A 55850-2024 FSC-klagomål.docx
@@ -745,7 +745,7 @@
     <w:r>
       <w:tab/>
       <w:tab/>
-      <w:t>2025-01-30</w:t>
+      <w:t>2025-01-31</w:t>
       <w:br/>
       <w:br/>
     </w:r>

--- a/klagomål/A 55850-2024 FSC-klagomål.docx
+++ b/klagomål/A 55850-2024 FSC-klagomål.docx
@@ -745,7 +745,7 @@
     <w:r>
       <w:tab/>
       <w:tab/>
-      <w:t>2025-03-02</w:t>
+      <w:t>2025-03-03</w:t>
       <w:br/>
       <w:br/>
     </w:r>

--- a/klagomål/A 55850-2024 FSC-klagomål.docx
+++ b/klagomål/A 55850-2024 FSC-klagomål.docx
@@ -745,7 +745,7 @@
     <w:r>
       <w:tab/>
       <w:tab/>
-      <w:t>2025-03-03</w:t>
+      <w:t>2025-03-04</w:t>
       <w:br/>
       <w:br/>
     </w:r>

--- a/klagomål/A 55850-2024 FSC-klagomål.docx
+++ b/klagomål/A 55850-2024 FSC-klagomål.docx
@@ -745,7 +745,7 @@
     <w:r>
       <w:tab/>
       <w:tab/>
-      <w:t>2025-03-04</w:t>
+      <w:t>2025-03-05</w:t>
       <w:br/>
       <w:br/>
     </w:r>

--- a/klagomål/A 55850-2024 FSC-klagomål.docx
+++ b/klagomål/A 55850-2024 FSC-klagomål.docx
@@ -745,7 +745,7 @@
     <w:r>
       <w:tab/>
       <w:tab/>
-      <w:t>2025-03-05</w:t>
+      <w:t>2025-03-06</w:t>
       <w:br/>
       <w:br/>
     </w:r>

--- a/klagomål/A 55850-2024 FSC-klagomål.docx
+++ b/klagomål/A 55850-2024 FSC-klagomål.docx
@@ -745,7 +745,7 @@
     <w:r>
       <w:tab/>
       <w:tab/>
-      <w:t>2025-03-06</w:t>
+      <w:t>2025-03-07</w:t>
       <w:br/>
       <w:br/>
     </w:r>

--- a/klagomål/A 55850-2024 FSC-klagomål.docx
+++ b/klagomål/A 55850-2024 FSC-klagomål.docx
@@ -745,7 +745,7 @@
     <w:r>
       <w:tab/>
       <w:tab/>
-      <w:t>2025-03-07</w:t>
+      <w:t>2025-03-08</w:t>
       <w:br/>
       <w:br/>
     </w:r>

--- a/klagomål/A 55850-2024 FSC-klagomål.docx
+++ b/klagomål/A 55850-2024 FSC-klagomål.docx
@@ -745,7 +745,7 @@
     <w:r>
       <w:tab/>
       <w:tab/>
-      <w:t>2025-03-08</w:t>
+      <w:t>2025-03-09</w:t>
       <w:br/>
       <w:br/>
     </w:r>

--- a/klagomål/A 55850-2024 FSC-klagomål.docx
+++ b/klagomål/A 55850-2024 FSC-klagomål.docx
@@ -745,7 +745,7 @@
     <w:r>
       <w:tab/>
       <w:tab/>
-      <w:t>2025-03-09</w:t>
+      <w:t>2025-03-10</w:t>
       <w:br/>
       <w:br/>
     </w:r>

--- a/klagomål/A 55850-2024 FSC-klagomål.docx
+++ b/klagomål/A 55850-2024 FSC-klagomål.docx
@@ -745,7 +745,7 @@
     <w:r>
       <w:tab/>
       <w:tab/>
-      <w:t>2025-03-10</w:t>
+      <w:t>2025-03-11</w:t>
       <w:br/>
       <w:br/>
     </w:r>

--- a/klagomål/A 55850-2024 FSC-klagomål.docx
+++ b/klagomål/A 55850-2024 FSC-klagomål.docx
@@ -745,7 +745,7 @@
     <w:r>
       <w:tab/>
       <w:tab/>
-      <w:t>2025-03-11</w:t>
+      <w:t>2025-03-12</w:t>
       <w:br/>
       <w:br/>
     </w:r>

--- a/klagomål/A 55850-2024 FSC-klagomål.docx
+++ b/klagomål/A 55850-2024 FSC-klagomål.docx
@@ -745,7 +745,7 @@
     <w:r>
       <w:tab/>
       <w:tab/>
-      <w:t>2025-03-12</w:t>
+      <w:t>2025-03-13</w:t>
       <w:br/>
       <w:br/>
     </w:r>

--- a/klagomål/A 55850-2024 FSC-klagomål.docx
+++ b/klagomål/A 55850-2024 FSC-klagomål.docx
@@ -745,7 +745,7 @@
     <w:r>
       <w:tab/>
       <w:tab/>
-      <w:t>2025-03-13</w:t>
+      <w:t>2025-03-14</w:t>
       <w:br/>
       <w:br/>
     </w:r>

--- a/klagomål/A 55850-2024 FSC-klagomål.docx
+++ b/klagomål/A 55850-2024 FSC-klagomål.docx
@@ -745,7 +745,7 @@
     <w:r>
       <w:tab/>
       <w:tab/>
-      <w:t>2025-03-14</w:t>
+      <w:t>2025-03-15</w:t>
       <w:br/>
       <w:br/>
     </w:r>

--- a/klagomål/A 55850-2024 FSC-klagomål.docx
+++ b/klagomål/A 55850-2024 FSC-klagomål.docx
@@ -745,7 +745,7 @@
     <w:r>
       <w:tab/>
       <w:tab/>
-      <w:t>2025-03-15</w:t>
+      <w:t>2025-03-16</w:t>
       <w:br/>
       <w:br/>
     </w:r>

--- a/klagomål/A 55850-2024 FSC-klagomål.docx
+++ b/klagomål/A 55850-2024 FSC-klagomål.docx
@@ -745,7 +745,7 @@
     <w:r>
       <w:tab/>
       <w:tab/>
-      <w:t>2025-03-16</w:t>
+      <w:t>2025-03-17</w:t>
       <w:br/>
       <w:br/>
     </w:r>

--- a/klagomål/A 55850-2024 FSC-klagomål.docx
+++ b/klagomål/A 55850-2024 FSC-klagomål.docx
@@ -745,7 +745,7 @@
     <w:r>
       <w:tab/>
       <w:tab/>
-      <w:t>2025-03-17</w:t>
+      <w:t>2025-03-18</w:t>
       <w:br/>
       <w:br/>
     </w:r>

--- a/klagomål/A 55850-2024 FSC-klagomål.docx
+++ b/klagomål/A 55850-2024 FSC-klagomål.docx
@@ -745,7 +745,7 @@
     <w:r>
       <w:tab/>
       <w:tab/>
-      <w:t>2025-03-18</w:t>
+      <w:t>2025-03-19</w:t>
       <w:br/>
       <w:br/>
     </w:r>

--- a/klagomål/A 55850-2024 FSC-klagomål.docx
+++ b/klagomål/A 55850-2024 FSC-klagomål.docx
@@ -745,7 +745,7 @@
     <w:r>
       <w:tab/>
       <w:tab/>
-      <w:t>2025-03-19</w:t>
+      <w:t>2025-03-20</w:t>
       <w:br/>
       <w:br/>
     </w:r>

--- a/klagomål/A 55850-2024 FSC-klagomål.docx
+++ b/klagomål/A 55850-2024 FSC-klagomål.docx
@@ -745,7 +745,7 @@
     <w:r>
       <w:tab/>
       <w:tab/>
-      <w:t>2025-03-20</w:t>
+      <w:t>2025-03-21</w:t>
       <w:br/>
       <w:br/>
     </w:r>

--- a/klagomål/A 55850-2024 FSC-klagomål.docx
+++ b/klagomål/A 55850-2024 FSC-klagomål.docx
@@ -745,7 +745,7 @@
     <w:r>
       <w:tab/>
       <w:tab/>
-      <w:t>2025-03-21</w:t>
+      <w:t>2025-03-22</w:t>
       <w:br/>
       <w:br/>
     </w:r>

--- a/klagomål/A 55850-2024 FSC-klagomål.docx
+++ b/klagomål/A 55850-2024 FSC-klagomål.docx
@@ -745,7 +745,7 @@
     <w:r>
       <w:tab/>
       <w:tab/>
-      <w:t>2025-03-22</w:t>
+      <w:t>2025-03-23</w:t>
       <w:br/>
       <w:br/>
     </w:r>

--- a/klagomål/A 55850-2024 FSC-klagomål.docx
+++ b/klagomål/A 55850-2024 FSC-klagomål.docx
@@ -745,7 +745,7 @@
     <w:r>
       <w:tab/>
       <w:tab/>
-      <w:t>2025-03-23</w:t>
+      <w:t>2025-03-24</w:t>
       <w:br/>
       <w:br/>
     </w:r>

--- a/klagomål/A 55850-2024 FSC-klagomål.docx
+++ b/klagomål/A 55850-2024 FSC-klagomål.docx
@@ -745,7 +745,7 @@
     <w:r>
       <w:tab/>
       <w:tab/>
-      <w:t>2025-03-24</w:t>
+      <w:t>2025-03-25</w:t>
       <w:br/>
       <w:br/>
     </w:r>

--- a/klagomål/A 55850-2024 FSC-klagomål.docx
+++ b/klagomål/A 55850-2024 FSC-klagomål.docx
@@ -745,7 +745,7 @@
     <w:r>
       <w:tab/>
       <w:tab/>
-      <w:t>2025-03-25</w:t>
+      <w:t>2025-03-26</w:t>
       <w:br/>
       <w:br/>
     </w:r>

--- a/klagomål/A 55850-2024 FSC-klagomål.docx
+++ b/klagomål/A 55850-2024 FSC-klagomål.docx
@@ -745,7 +745,7 @@
     <w:r>
       <w:tab/>
       <w:tab/>
-      <w:t>2025-03-26</w:t>
+      <w:t>2025-03-27</w:t>
       <w:br/>
       <w:br/>
     </w:r>

--- a/klagomål/A 55850-2024 FSC-klagomål.docx
+++ b/klagomål/A 55850-2024 FSC-klagomål.docx
@@ -745,7 +745,7 @@
     <w:r>
       <w:tab/>
       <w:tab/>
-      <w:t>2025-03-27</w:t>
+      <w:t>2025-03-28</w:t>
       <w:br/>
       <w:br/>
     </w:r>

--- a/klagomål/A 55850-2024 FSC-klagomål.docx
+++ b/klagomål/A 55850-2024 FSC-klagomål.docx
@@ -745,7 +745,7 @@
     <w:r>
       <w:tab/>
       <w:tab/>
-      <w:t>2025-03-28</w:t>
+      <w:t>2025-03-29</w:t>
       <w:br/>
       <w:br/>
     </w:r>

--- a/klagomål/A 55850-2024 FSC-klagomål.docx
+++ b/klagomål/A 55850-2024 FSC-klagomål.docx
@@ -745,7 +745,7 @@
     <w:r>
       <w:tab/>
       <w:tab/>
-      <w:t>2025-04-02</w:t>
+      <w:t>2025-04-03</w:t>
       <w:br/>
       <w:br/>
     </w:r>

--- a/klagomål/A 55850-2024 FSC-klagomål.docx
+++ b/klagomål/A 55850-2024 FSC-klagomål.docx
@@ -745,7 +745,7 @@
     <w:r>
       <w:tab/>
       <w:tab/>
-      <w:t>2025-04-03</w:t>
+      <w:t>2025-04-05</w:t>
       <w:br/>
       <w:br/>
     </w:r>

--- a/klagomål/A 55850-2024 FSC-klagomål.docx
+++ b/klagomål/A 55850-2024 FSC-klagomål.docx
@@ -745,7 +745,7 @@
     <w:r>
       <w:tab/>
       <w:tab/>
-      <w:t>2025-04-05</w:t>
+      <w:t>2025-04-06</w:t>
       <w:br/>
       <w:br/>
     </w:r>

--- a/klagomål/A 55850-2024 FSC-klagomål.docx
+++ b/klagomål/A 55850-2024 FSC-klagomål.docx
@@ -745,7 +745,7 @@
     <w:r>
       <w:tab/>
       <w:tab/>
-      <w:t>2025-04-06</w:t>
+      <w:t>2025-04-07</w:t>
       <w:br/>
       <w:br/>
     </w:r>

--- a/klagomål/A 55850-2024 FSC-klagomål.docx
+++ b/klagomål/A 55850-2024 FSC-klagomål.docx
@@ -745,7 +745,7 @@
     <w:r>
       <w:tab/>
       <w:tab/>
-      <w:t>2025-04-07</w:t>
+      <w:t>2025-04-08</w:t>
       <w:br/>
       <w:br/>
     </w:r>

--- a/klagomål/A 55850-2024 FSC-klagomål.docx
+++ b/klagomål/A 55850-2024 FSC-klagomål.docx
@@ -745,7 +745,7 @@
     <w:r>
       <w:tab/>
       <w:tab/>
-      <w:t>2025-04-08</w:t>
+      <w:t>2025-04-09</w:t>
       <w:br/>
       <w:br/>
     </w:r>

--- a/klagomål/A 55850-2024 FSC-klagomål.docx
+++ b/klagomål/A 55850-2024 FSC-klagomål.docx
@@ -251,6 +251,28 @@
         <w:rPr>
           <w:b/>
         </w:rPr>
+        <w:t xml:space="preserve">Flattoppad klubbsvamp (NT) </w:t>
+      </w:r>
+      <w:r>
+        <w:t>bildar mykorrhiza med gran och växer i äldre barrskog på näringsrik, kalkpåverkad mark. Växtmiljön utgörs vanligen av örtrika granskogar med höga naturvärden, gärna påverkade av ytligt och rörligt markvatten. Svampen kräver välutvecklade gamla mossmattor med konstant fuktigt mikroklimat och hotas främst av slutavverkning av äldre ängsgranskogar på näringsrik mark. Artens lokaler bör undantas från skogsbruk (SLU Artdatabanken, 2024).</w:t>
+      </w:r>
+    </w:p>
+    <w:p>
+      <w:r>
+        <w:rPr>
+          <w:b/>
+        </w:rPr>
+        <w:t>Garnlav (NT)</w:t>
+      </w:r>
+      <w:r>
+        <w:t xml:space="preserve"> är en utpräglad barrskogsart som ibland kan drapera träden i norrländska grannaturskogar med hög luftfuktighet. Den förekommer även i talldominerade bestånd där den, förutom i trädens grenverk, påträffas hängande över ojämnheter i tallbarken. Arten har minskat starkt i södra och mellersta Sverige och den minskar även i sitt nordliga utbredningsområde. Orsaken till tillbakagången beror främst på slutavverkningar av naturskogsartade skogar. Bestånd med riklig förekomst bör regelmässigt sparas. Garnlav är värdväxt för den mycket sällsynta och akut hotade fjärilen barrskogslavfly (CR) som hör hemma i boreala barrskogar med riklig förekomst av värdväxten. Tidigare kunde arten konstateras årligen på flera platser vid Dala-Floda i Dalarna innan lokalerna kalavverkades. Senaste fyndet i landet av barrskogslavfly är från år 2000 då den påträffades vid Högberget i Sollefteå kommun (SLU Artdatabanken, 2024).</w:t>
+      </w:r>
+    </w:p>
+    <w:p>
+      <w:r>
+        <w:rPr>
+          <w:b/>
+        </w:rPr>
         <w:t>Norsk näverlav (VU)</w:t>
       </w:r>
       <w:r>
@@ -295,6 +317,35 @@
       </w:r>
       <w:r>
         <w:t xml:space="preserve"> (EN), som växer på stuplav (SLU Artdatabanken, 2024; Nitare &amp; Skogsstyrelsen, 2019).</w:t>
+      </w:r>
+    </w:p>
+    <w:p>
+      <w:r>
+        <w:rPr>
+          <w:b/>
+        </w:rPr>
+        <w:t>Ullticka (NT)</w:t>
+      </w:r>
+      <w:r>
+        <w:t xml:space="preserve"> är knuten till restbestånd av barrnaturskog och förekommer med ett tydligt optimum i orörda eller måttligt påverkade gamla granskogar där det föreligger viss kontinuitet av grov död ved. Ullticka är en bra signalart inom hela sitt utbredningsområde och i södra Sverige är den sällsynt och en god signalart för skyddsvärda granskogsmiljöer. Den hotas av avverkning och fragmentering av naturskog och äldre granskog med lång trädkontinuitet. På ullticka kan ibland ulltickeporing (VU) påträffas - det är en sällsynt ticka som nyligen delats upp i tre olika arter: </w:t>
+      </w:r>
+      <w:r>
+        <w:rPr>
+          <w:i/>
+        </w:rPr>
+        <w:t xml:space="preserve">Skeletocutis brevispora </w:t>
+      </w:r>
+      <w:r>
+        <w:t>(ulltickeporing)</w:t>
+      </w:r>
+      <w:r>
+        <w:rPr>
+          <w:i/>
+        </w:rPr>
+        <w:t>, Skeletocutis delicata och Skeletocutis exilis</w:t>
+      </w:r>
+      <w:r>
+        <w:t>. De två sistnämnda arterna står för närvarande (2020) som ej bedömda i rödlistan (SLU Artdatabanken, 2024; Nitare &amp; Skogsstyrelsen, 2019; Miettinen &amp; Niemelä, 2018).</w:t>
       </w:r>
     </w:p>
     <w:p>
@@ -745,7 +796,7 @@
     <w:r>
       <w:tab/>
       <w:tab/>
-      <w:t>2025-04-09</w:t>
+      <w:t>2025-04-10</w:t>
       <w:br/>
       <w:br/>
     </w:r>

--- a/klagomål/A 55850-2024 FSC-klagomål.docx
+++ b/klagomål/A 55850-2024 FSC-klagomål.docx
@@ -796,7 +796,7 @@
     <w:r>
       <w:tab/>
       <w:tab/>
-      <w:t>2025-04-10</w:t>
+      <w:t>2025-04-11</w:t>
       <w:br/>
       <w:br/>
     </w:r>

--- a/klagomål/A 55850-2024 FSC-klagomål.docx
+++ b/klagomål/A 55850-2024 FSC-klagomål.docx
@@ -796,7 +796,7 @@
     <w:r>
       <w:tab/>
       <w:tab/>
-      <w:t>2025-04-11</w:t>
+      <w:t>2025-04-12</w:t>
       <w:br/>
       <w:br/>
     </w:r>

--- a/klagomål/A 55850-2024 FSC-klagomål.docx
+++ b/klagomål/A 55850-2024 FSC-klagomål.docx
@@ -796,7 +796,7 @@
     <w:r>
       <w:tab/>
       <w:tab/>
-      <w:t>2025-04-12</w:t>
+      <w:t>2025-04-13</w:t>
       <w:br/>
       <w:br/>
     </w:r>

--- a/klagomål/A 55850-2024 FSC-klagomål.docx
+++ b/klagomål/A 55850-2024 FSC-klagomål.docx
@@ -796,7 +796,7 @@
     <w:r>
       <w:tab/>
       <w:tab/>
-      <w:t>2025-04-13</w:t>
+      <w:t>2025-04-14</w:t>
       <w:br/>
       <w:br/>
     </w:r>

--- a/klagomål/A 55850-2024 FSC-klagomål.docx
+++ b/klagomål/A 55850-2024 FSC-klagomål.docx
@@ -796,7 +796,7 @@
     <w:r>
       <w:tab/>
       <w:tab/>
-      <w:t>2025-04-14</w:t>
+      <w:t>2025-04-15</w:t>
       <w:br/>
       <w:br/>
     </w:r>

--- a/klagomål/A 55850-2024 FSC-klagomål.docx
+++ b/klagomål/A 55850-2024 FSC-klagomål.docx
@@ -796,7 +796,7 @@
     <w:r>
       <w:tab/>
       <w:tab/>
-      <w:t>2025-04-15</w:t>
+      <w:t>2025-04-16</w:t>
       <w:br/>
       <w:br/>
     </w:r>

--- a/klagomål/A 55850-2024 FSC-klagomål.docx
+++ b/klagomål/A 55850-2024 FSC-klagomål.docx
@@ -796,7 +796,7 @@
     <w:r>
       <w:tab/>
       <w:tab/>
-      <w:t>2025-04-16</w:t>
+      <w:t>2025-04-17</w:t>
       <w:br/>
       <w:br/>
     </w:r>

--- a/klagomål/A 55850-2024 FSC-klagomål.docx
+++ b/klagomål/A 55850-2024 FSC-klagomål.docx
@@ -796,7 +796,7 @@
     <w:r>
       <w:tab/>
       <w:tab/>
-      <w:t>2025-04-17</w:t>
+      <w:t>2025-04-18</w:t>
       <w:br/>
       <w:br/>
     </w:r>

--- a/klagomål/A 55850-2024 FSC-klagomål.docx
+++ b/klagomål/A 55850-2024 FSC-klagomål.docx
@@ -796,7 +796,7 @@
     <w:r>
       <w:tab/>
       <w:tab/>
-      <w:t>2025-04-18</w:t>
+      <w:t>2025-04-19</w:t>
       <w:br/>
       <w:br/>
     </w:r>

--- a/klagomål/A 55850-2024 FSC-klagomål.docx
+++ b/klagomål/A 55850-2024 FSC-klagomål.docx
@@ -840,7 +840,7 @@
     <w:r>
       <w:tab/>
       <w:tab/>
-      <w:t>2025-05-03</w:t>
+      <w:t>2025-05-04</w:t>
       <w:br/>
       <w:br/>
     </w:r>

--- a/klagomål/A 55850-2024 FSC-klagomål.docx
+++ b/klagomål/A 55850-2024 FSC-klagomål.docx
@@ -840,7 +840,7 @@
     <w:r>
       <w:tab/>
       <w:tab/>
-      <w:t>2025-05-04</w:t>
+      <w:t>2025-05-06</w:t>
       <w:br/>
       <w:br/>
     </w:r>

--- a/klagomål/A 55850-2024 FSC-klagomål.docx
+++ b/klagomål/A 55850-2024 FSC-klagomål.docx
@@ -840,7 +840,7 @@
     <w:r>
       <w:tab/>
       <w:tab/>
-      <w:t>2025-05-06</w:t>
+      <w:t>2025-05-07</w:t>
       <w:br/>
       <w:br/>
     </w:r>

--- a/klagomål/A 55850-2024 FSC-klagomål.docx
+++ b/klagomål/A 55850-2024 FSC-klagomål.docx
@@ -840,7 +840,7 @@
     <w:r>
       <w:tab/>
       <w:tab/>
-      <w:t>2025-05-07</w:t>
+      <w:t>2025-05-08</w:t>
       <w:br/>
       <w:br/>
     </w:r>

--- a/klagomål/A 55850-2024 FSC-klagomål.docx
+++ b/klagomål/A 55850-2024 FSC-klagomål.docx
@@ -840,7 +840,7 @@
     <w:r>
       <w:tab/>
       <w:tab/>
-      <w:t>2025-05-08</w:t>
+      <w:t>2025-05-09</w:t>
       <w:br/>
       <w:br/>
     </w:r>

--- a/klagomål/A 55850-2024 FSC-klagomål.docx
+++ b/klagomål/A 55850-2024 FSC-klagomål.docx
@@ -840,7 +840,7 @@
     <w:r>
       <w:tab/>
       <w:tab/>
-      <w:t>2025-05-09</w:t>
+      <w:t>2025-05-10</w:t>
       <w:br/>
       <w:br/>
     </w:r>

--- a/klagomål/A 55850-2024 FSC-klagomål.docx
+++ b/klagomål/A 55850-2024 FSC-klagomål.docx
@@ -840,7 +840,7 @@
     <w:r>
       <w:tab/>
       <w:tab/>
-      <w:t>2025-05-10</w:t>
+      <w:t>2025-05-11</w:t>
       <w:br/>
       <w:br/>
     </w:r>

--- a/klagomål/A 55850-2024 FSC-klagomål.docx
+++ b/klagomål/A 55850-2024 FSC-klagomål.docx
@@ -840,7 +840,7 @@
     <w:r>
       <w:tab/>
       <w:tab/>
-      <w:t>2025-05-11</w:t>
+      <w:t>2025-05-12</w:t>
       <w:br/>
       <w:br/>
     </w:r>

--- a/klagomål/A 55850-2024 FSC-klagomål.docx
+++ b/klagomål/A 55850-2024 FSC-klagomål.docx
@@ -840,7 +840,7 @@
     <w:r>
       <w:tab/>
       <w:tab/>
-      <w:t>2025-05-12</w:t>
+      <w:t>2025-05-13</w:t>
       <w:br/>
       <w:br/>
     </w:r>

--- a/klagomål/A 55850-2024 FSC-klagomål.docx
+++ b/klagomål/A 55850-2024 FSC-klagomål.docx
@@ -840,7 +840,7 @@
     <w:r>
       <w:tab/>
       <w:tab/>
-      <w:t>2025-05-13</w:t>
+      <w:t>2025-05-14</w:t>
       <w:br/>
       <w:br/>
     </w:r>

--- a/klagomål/A 55850-2024 FSC-klagomål.docx
+++ b/klagomål/A 55850-2024 FSC-klagomål.docx
@@ -840,7 +840,7 @@
     <w:r>
       <w:tab/>
       <w:tab/>
-      <w:t>2025-05-14</w:t>
+      <w:t>2025-05-15</w:t>
       <w:br/>
       <w:br/>
     </w:r>

--- a/klagomål/A 55850-2024 FSC-klagomål.docx
+++ b/klagomål/A 55850-2024 FSC-klagomål.docx
@@ -840,7 +840,7 @@
     <w:r>
       <w:tab/>
       <w:tab/>
-      <w:t>2025-05-15</w:t>
+      <w:t>2025-05-16</w:t>
       <w:br/>
       <w:br/>
     </w:r>

--- a/klagomål/A 55850-2024 FSC-klagomål.docx
+++ b/klagomål/A 55850-2024 FSC-klagomål.docx
@@ -840,7 +840,7 @@
     <w:r>
       <w:tab/>
       <w:tab/>
-      <w:t>2025-05-16</w:t>
+      <w:t>2025-05-17</w:t>
       <w:br/>
       <w:br/>
     </w:r>

--- a/klagomål/A 55850-2024 FSC-klagomål.docx
+++ b/klagomål/A 55850-2024 FSC-klagomål.docx
@@ -840,7 +840,7 @@
     <w:r>
       <w:tab/>
       <w:tab/>
-      <w:t>2025-05-17</w:t>
+      <w:t>2025-05-18</w:t>
       <w:br/>
       <w:br/>
     </w:r>

--- a/klagomål/A 55850-2024 FSC-klagomål.docx
+++ b/klagomål/A 55850-2024 FSC-klagomål.docx
@@ -840,7 +840,7 @@
     <w:r>
       <w:tab/>
       <w:tab/>
-      <w:t>2025-05-18</w:t>
+      <w:t>2025-05-19</w:t>
       <w:br/>
       <w:br/>
     </w:r>

--- a/klagomål/A 55850-2024 FSC-klagomål.docx
+++ b/klagomål/A 55850-2024 FSC-klagomål.docx
@@ -840,7 +840,7 @@
     <w:r>
       <w:tab/>
       <w:tab/>
-      <w:t>2025-05-19</w:t>
+      <w:t>2025-05-20</w:t>
       <w:br/>
       <w:br/>
     </w:r>

--- a/klagomål/A 55850-2024 FSC-klagomål.docx
+++ b/klagomål/A 55850-2024 FSC-klagomål.docx
@@ -840,7 +840,7 @@
     <w:r>
       <w:tab/>
       <w:tab/>
-      <w:t>2025-05-20</w:t>
+      <w:t>2025-05-21</w:t>
       <w:br/>
       <w:br/>
     </w:r>

--- a/klagomål/A 55850-2024 FSC-klagomål.docx
+++ b/klagomål/A 55850-2024 FSC-klagomål.docx
@@ -840,7 +840,7 @@
     <w:r>
       <w:tab/>
       <w:tab/>
-      <w:t>2025-05-21</w:t>
+      <w:t>2025-05-22</w:t>
       <w:br/>
       <w:br/>
     </w:r>

--- a/klagomål/A 55850-2024 FSC-klagomål.docx
+++ b/klagomål/A 55850-2024 FSC-klagomål.docx
@@ -840,7 +840,7 @@
     <w:r>
       <w:tab/>
       <w:tab/>
-      <w:t>2025-05-22</w:t>
+      <w:t>2025-05-23</w:t>
       <w:br/>
       <w:br/>
     </w:r>

--- a/klagomål/A 55850-2024 FSC-klagomål.docx
+++ b/klagomål/A 55850-2024 FSC-klagomål.docx
@@ -840,7 +840,7 @@
     <w:r>
       <w:tab/>
       <w:tab/>
-      <w:t>2025-05-23</w:t>
+      <w:t>2025-05-24</w:t>
       <w:br/>
       <w:br/>
     </w:r>

--- a/klagomål/A 55850-2024 FSC-klagomål.docx
+++ b/klagomål/A 55850-2024 FSC-klagomål.docx
@@ -840,7 +840,7 @@
     <w:r>
       <w:tab/>
       <w:tab/>
-      <w:t>2025-05-24</w:t>
+      <w:t>2025-05-25</w:t>
       <w:br/>
       <w:br/>
     </w:r>

--- a/klagomål/A 55850-2024 FSC-klagomål.docx
+++ b/klagomål/A 55850-2024 FSC-klagomål.docx
@@ -840,7 +840,7 @@
     <w:r>
       <w:tab/>
       <w:tab/>
-      <w:t>2025-05-25</w:t>
+      <w:t>2025-05-26</w:t>
       <w:br/>
       <w:br/>
     </w:r>

--- a/klagomål/A 55850-2024 FSC-klagomål.docx
+++ b/klagomål/A 55850-2024 FSC-klagomål.docx
@@ -840,7 +840,7 @@
     <w:r>
       <w:tab/>
       <w:tab/>
-      <w:t>2025-05-26</w:t>
+      <w:t>2025-05-27</w:t>
       <w:br/>
       <w:br/>
     </w:r>

--- a/klagomål/A 55850-2024 FSC-klagomål.docx
+++ b/klagomål/A 55850-2024 FSC-klagomål.docx
@@ -840,7 +840,7 @@
     <w:r>
       <w:tab/>
       <w:tab/>
-      <w:t>2025-05-27</w:t>
+      <w:t>2025-05-30</w:t>
       <w:br/>
       <w:br/>
     </w:r>

--- a/klagomål/A 55850-2024 FSC-klagomål.docx
+++ b/klagomål/A 55850-2024 FSC-klagomål.docx
@@ -840,7 +840,7 @@
     <w:r>
       <w:tab/>
       <w:tab/>
-      <w:t>2025-05-30</w:t>
+      <w:t>2025-06-01</w:t>
       <w:br/>
       <w:br/>
     </w:r>

--- a/klagomål/A 55850-2024 FSC-klagomål.docx
+++ b/klagomål/A 55850-2024 FSC-klagomål.docx
@@ -840,7 +840,7 @@
     <w:r>
       <w:tab/>
       <w:tab/>
-      <w:t>2025-06-01</w:t>
+      <w:t>2025-06-02</w:t>
       <w:br/>
       <w:br/>
     </w:r>

--- a/klagomål/A 55850-2024 FSC-klagomål.docx
+++ b/klagomål/A 55850-2024 FSC-klagomål.docx
@@ -840,7 +840,7 @@
     <w:r>
       <w:tab/>
       <w:tab/>
-      <w:t>2025-06-02</w:t>
+      <w:t>2025-06-03</w:t>
       <w:br/>
       <w:br/>
     </w:r>

--- a/klagomål/A 55850-2024 FSC-klagomål.docx
+++ b/klagomål/A 55850-2024 FSC-klagomål.docx
@@ -840,7 +840,7 @@
     <w:r>
       <w:tab/>
       <w:tab/>
-      <w:t>2025-06-03</w:t>
+      <w:t>2025-06-04</w:t>
       <w:br/>
       <w:br/>
     </w:r>

--- a/klagomål/A 55850-2024 FSC-klagomål.docx
+++ b/klagomål/A 55850-2024 FSC-klagomål.docx
@@ -840,7 +840,7 @@
     <w:r>
       <w:tab/>
       <w:tab/>
-      <w:t>2025-06-04</w:t>
+      <w:t>2025-06-05</w:t>
       <w:br/>
       <w:br/>
     </w:r>

--- a/klagomål/A 55850-2024 FSC-klagomål.docx
+++ b/klagomål/A 55850-2024 FSC-klagomål.docx
@@ -840,7 +840,7 @@
     <w:r>
       <w:tab/>
       <w:tab/>
-      <w:t>2025-06-13</w:t>
+      <w:t>2025-06-15</w:t>
       <w:br/>
       <w:br/>
     </w:r>

--- a/klagomål/A 55850-2024 FSC-klagomål.docx
+++ b/klagomål/A 55850-2024 FSC-klagomål.docx
@@ -840,7 +840,7 @@
     <w:r>
       <w:tab/>
       <w:tab/>
-      <w:t>2025-06-15</w:t>
+      <w:t>2025-06-16</w:t>
       <w:br/>
       <w:br/>
     </w:r>

--- a/klagomål/A 55850-2024 FSC-klagomål.docx
+++ b/klagomål/A 55850-2024 FSC-klagomål.docx
@@ -840,7 +840,7 @@
     <w:r>
       <w:tab/>
       <w:tab/>
-      <w:t>2025-06-16</w:t>
+      <w:t>2025-06-17</w:t>
       <w:br/>
       <w:br/>
     </w:r>

--- a/klagomål/A 55850-2024 FSC-klagomål.docx
+++ b/klagomål/A 55850-2024 FSC-klagomål.docx
@@ -840,7 +840,7 @@
     <w:r>
       <w:tab/>
       <w:tab/>
-      <w:t>2025-06-17</w:t>
+      <w:t>2025-06-18</w:t>
       <w:br/>
       <w:br/>
     </w:r>

--- a/klagomål/A 55850-2024 FSC-klagomål.docx
+++ b/klagomål/A 55850-2024 FSC-klagomål.docx
@@ -840,7 +840,7 @@
     <w:r>
       <w:tab/>
       <w:tab/>
-      <w:t>2025-06-18</w:t>
+      <w:t>2025-06-19</w:t>
       <w:br/>
       <w:br/>
     </w:r>

--- a/klagomål/A 55850-2024 FSC-klagomål.docx
+++ b/klagomål/A 55850-2024 FSC-klagomål.docx
@@ -840,7 +840,7 @@
     <w:r>
       <w:tab/>
       <w:tab/>
-      <w:t>2025-06-19</w:t>
+      <w:t>2025-06-20</w:t>
       <w:br/>
       <w:br/>
     </w:r>

--- a/klagomål/A 55850-2024 FSC-klagomål.docx
+++ b/klagomål/A 55850-2024 FSC-klagomål.docx
@@ -840,7 +840,7 @@
     <w:r>
       <w:tab/>
       <w:tab/>
-      <w:t>2025-06-20</w:t>
+      <w:t>2025-06-21</w:t>
       <w:br/>
       <w:br/>
     </w:r>

--- a/klagomål/A 55850-2024 FSC-klagomål.docx
+++ b/klagomål/A 55850-2024 FSC-klagomål.docx
@@ -840,7 +840,7 @@
     <w:r>
       <w:tab/>
       <w:tab/>
-      <w:t>2025-06-21</w:t>
+      <w:t>2025-06-22</w:t>
       <w:br/>
       <w:br/>
     </w:r>

--- a/klagomål/A 55850-2024 FSC-klagomål.docx
+++ b/klagomål/A 55850-2024 FSC-klagomål.docx
@@ -840,7 +840,7 @@
     <w:r>
       <w:tab/>
       <w:tab/>
-      <w:t>2025-06-22</w:t>
+      <w:t>2025-06-23</w:t>
       <w:br/>
       <w:br/>
     </w:r>

--- a/klagomål/A 55850-2024 FSC-klagomål.docx
+++ b/klagomål/A 55850-2024 FSC-klagomål.docx
@@ -840,7 +840,7 @@
     <w:r>
       <w:tab/>
       <w:tab/>
-      <w:t>2025-06-23</w:t>
+      <w:t>2025-06-24</w:t>
       <w:br/>
       <w:br/>
     </w:r>

--- a/klagomål/A 55850-2024 FSC-klagomål.docx
+++ b/klagomål/A 55850-2024 FSC-klagomål.docx
@@ -840,7 +840,7 @@
     <w:r>
       <w:tab/>
       <w:tab/>
-      <w:t>2025-06-24</w:t>
+      <w:t>2025-06-25</w:t>
       <w:br/>
       <w:br/>
     </w:r>

--- a/klagomål/A 55850-2024 FSC-klagomål.docx
+++ b/klagomål/A 55850-2024 FSC-klagomål.docx
@@ -840,7 +840,7 @@
     <w:r>
       <w:tab/>
       <w:tab/>
-      <w:t>2025-06-25</w:t>
+      <w:t>2025-06-26</w:t>
       <w:br/>
       <w:br/>
     </w:r>

--- a/klagomål/A 55850-2024 FSC-klagomål.docx
+++ b/klagomål/A 55850-2024 FSC-klagomål.docx
@@ -840,7 +840,7 @@
     <w:r>
       <w:tab/>
       <w:tab/>
-      <w:t>2025-06-26</w:t>
+      <w:t>2025-06-27</w:t>
       <w:br/>
       <w:br/>
     </w:r>

--- a/klagomål/A 55850-2024 FSC-klagomål.docx
+++ b/klagomål/A 55850-2024 FSC-klagomål.docx
@@ -840,7 +840,7 @@
     <w:r>
       <w:tab/>
       <w:tab/>
-      <w:t>2025-06-27</w:t>
+      <w:t>2025-06-28</w:t>
       <w:br/>
       <w:br/>
     </w:r>

--- a/klagomål/A 55850-2024 FSC-klagomål.docx
+++ b/klagomål/A 55850-2024 FSC-klagomål.docx
@@ -840,7 +840,7 @@
     <w:r>
       <w:tab/>
       <w:tab/>
-      <w:t>2025-06-28</w:t>
+      <w:t>2025-06-29</w:t>
       <w:br/>
       <w:br/>
     </w:r>

--- a/klagomål/A 55850-2024 FSC-klagomål.docx
+++ b/klagomål/A 55850-2024 FSC-klagomål.docx
@@ -840,7 +840,7 @@
     <w:r>
       <w:tab/>
       <w:tab/>
-      <w:t>2025-06-29</w:t>
+      <w:t>2025-06-30</w:t>
       <w:br/>
       <w:br/>
     </w:r>

--- a/klagomål/A 55850-2024 FSC-klagomål.docx
+++ b/klagomål/A 55850-2024 FSC-klagomål.docx
@@ -840,7 +840,7 @@
     <w:r>
       <w:tab/>
       <w:tab/>
-      <w:t>2025-06-30</w:t>
+      <w:t>2025-07-01</w:t>
       <w:br/>
       <w:br/>
     </w:r>

--- a/klagomål/A 55850-2024 FSC-klagomål.docx
+++ b/klagomål/A 55850-2024 FSC-klagomål.docx
@@ -840,7 +840,7 @@
     <w:r>
       <w:tab/>
       <w:tab/>
-      <w:t>2025-07-01</w:t>
+      <w:t>2025-07-02</w:t>
       <w:br/>
       <w:br/>
     </w:r>

--- a/klagomål/A 55850-2024 FSC-klagomål.docx
+++ b/klagomål/A 55850-2024 FSC-klagomål.docx
@@ -840,7 +840,7 @@
     <w:r>
       <w:tab/>
       <w:tab/>
-      <w:t>2025-07-02</w:t>
+      <w:t>2025-07-03</w:t>
       <w:br/>
       <w:br/>
     </w:r>

--- a/klagomål/A 55850-2024 FSC-klagomål.docx
+++ b/klagomål/A 55850-2024 FSC-klagomål.docx
@@ -840,7 +840,7 @@
     <w:r>
       <w:tab/>
       <w:tab/>
-      <w:t>2025-07-03</w:t>
+      <w:t>2025-07-04</w:t>
       <w:br/>
       <w:br/>
     </w:r>

--- a/klagomål/A 55850-2024 FSC-klagomål.docx
+++ b/klagomål/A 55850-2024 FSC-klagomål.docx
@@ -840,7 +840,7 @@
     <w:r>
       <w:tab/>
       <w:tab/>
-      <w:t>2025-07-04</w:t>
+      <w:t>2025-07-05</w:t>
       <w:br/>
       <w:br/>
     </w:r>

--- a/klagomål/A 55850-2024 FSC-klagomål.docx
+++ b/klagomål/A 55850-2024 FSC-klagomål.docx
@@ -840,7 +840,7 @@
     <w:r>
       <w:tab/>
       <w:tab/>
-      <w:t>2025-07-05</w:t>
+      <w:t>2025-07-06</w:t>
       <w:br/>
       <w:br/>
     </w:r>

--- a/klagomål/A 55850-2024 FSC-klagomål.docx
+++ b/klagomål/A 55850-2024 FSC-klagomål.docx
@@ -840,7 +840,7 @@
     <w:r>
       <w:tab/>
       <w:tab/>
-      <w:t>2025-07-06</w:t>
+      <w:t>2025-07-07</w:t>
       <w:br/>
       <w:br/>
     </w:r>

--- a/klagomål/A 55850-2024 FSC-klagomål.docx
+++ b/klagomål/A 55850-2024 FSC-klagomål.docx
@@ -840,7 +840,7 @@
     <w:r>
       <w:tab/>
       <w:tab/>
-      <w:t>2025-07-07</w:t>
+      <w:t>2025-07-08</w:t>
       <w:br/>
       <w:br/>
     </w:r>

--- a/klagomål/A 55850-2024 FSC-klagomål.docx
+++ b/klagomål/A 55850-2024 FSC-klagomål.docx
@@ -840,7 +840,7 @@
     <w:r>
       <w:tab/>
       <w:tab/>
-      <w:t>2025-07-08</w:t>
+      <w:t>2025-07-09</w:t>
       <w:br/>
       <w:br/>
     </w:r>

--- a/klagomål/A 55850-2024 FSC-klagomål.docx
+++ b/klagomål/A 55850-2024 FSC-klagomål.docx
@@ -840,7 +840,7 @@
     <w:r>
       <w:tab/>
       <w:tab/>
-      <w:t>2025-07-09</w:t>
+      <w:t>2025-07-11</w:t>
       <w:br/>
       <w:br/>
     </w:r>

--- a/klagomål/A 55850-2024 FSC-klagomål.docx
+++ b/klagomål/A 55850-2024 FSC-klagomål.docx
@@ -840,7 +840,7 @@
     <w:r>
       <w:tab/>
       <w:tab/>
-      <w:t>2025-07-11</w:t>
+      <w:t>2025-07-12</w:t>
       <w:br/>
       <w:br/>
     </w:r>

--- a/klagomål/A 55850-2024 FSC-klagomål.docx
+++ b/klagomål/A 55850-2024 FSC-klagomål.docx
@@ -840,7 +840,7 @@
     <w:r>
       <w:tab/>
       <w:tab/>
-      <w:t>2025-07-12</w:t>
+      <w:t>2025-07-13</w:t>
       <w:br/>
       <w:br/>
     </w:r>

--- a/klagomål/A 55850-2024 FSC-klagomål.docx
+++ b/klagomål/A 55850-2024 FSC-klagomål.docx
@@ -840,7 +840,7 @@
     <w:r>
       <w:tab/>
       <w:tab/>
-      <w:t>2025-07-13</w:t>
+      <w:t>2025-07-14</w:t>
       <w:br/>
       <w:br/>
     </w:r>

--- a/klagomål/A 55850-2024 FSC-klagomål.docx
+++ b/klagomål/A 55850-2024 FSC-klagomål.docx
@@ -840,7 +840,7 @@
     <w:r>
       <w:tab/>
       <w:tab/>
-      <w:t>2025-08-06</w:t>
+      <w:t>2025-08-09</w:t>
       <w:br/>
       <w:br/>
     </w:r>
